--- a/Arquitectura de Sistemas Computacionales/Kit docente/Clase 12/Solucion Taller Clase 12 - CloudLite.docx
+++ b/Arquitectura de Sistemas Computacionales/Kit docente/Clase 12/Solucion Taller Clase 12 - CloudLite.docx
@@ -2805,7 +2805,7 @@
           <w:color w:val="4A4A49"/>
           <w:sz w:val="22"/>
         </w:rPr>
-        <w:t xml:space="preserve"> Parece cosmetico y no lo es: sin numeros de salto la parte A de la pregunta 4 no puede citar «el salto 8-9». Se pide agregarlo en el momento.</w:t>
+        <w:t xml:space="preserve"> Parece un detalle de forma y no lo es: sin numeros de salto la parte A de la pregunta 4 no puede citar «el salto 8-9». Se pide agregarlo en el momento.</w:t>
       </w:r>
     </w:p>
     <w:p>
